--- a/TrainingDocs/01-Pipeline-Training-Guide.docx
+++ b/TrainingDocs/01-Pipeline-Training-Guide.docx
@@ -1,6 +1,6 @@
 
 <file path=word/document.xml><?xml version="1.0" encoding="utf-8"?>
-<w:document xmlns:wpc="http://schemas.microsoft.com/office/word/2010/wordprocessingCanvas" xmlns:mc="http://schemas.openxmlformats.org/markup-compatibility/2006" xmlns:o="urn:schemas-microsoft-com:office:office" xmlns:r="http://schemas.openxmlformats.org/officeDocument/2006/relationships" xmlns:m="http://schemas.openxmlformats.org/officeDocument/2006/math" xmlns:v="urn:schemas-microsoft-com:vml" xmlns:wp14="http://schemas.microsoft.com/office/word/2010/wordprocessingDrawing" xmlns:wp="http://schemas.openxmlformats.org/drawingml/2006/wordprocessingDrawing" xmlns:w10="urn:schemas-microsoft-com:office:word" xmlns:w="http://schemas.openxmlformats.org/wordprocessingml/2006/main" xmlns:w14="http://schemas.microsoft.com/office/word/2010/wordml" xmlns:wpg="http://schemas.microsoft.com/office/word/2010/wordprocessingGroup" xmlns:wpi="http://schemas.microsoft.com/office/word/2010/wordprocessingInk" xmlns:wne="http://schemas.microsoft.com/office/2006/wordml" xmlns:wps="http://schemas.microsoft.com/office/word/2010/wordprocessingShape" mc:Ignorable="w14 wp14">
+<w:document xmlns:wpc="http://schemas.microsoft.com/office/word/2010/wordprocessingCanvas" xmlns:mc="http://schemas.openxmlformats.org/markup-compatibility/2006" xmlns:o="urn:schemas-microsoft-com:office:office" xmlns:r="http://schemas.openxmlformats.org/officeDocument/2006/relationships" xmlns:m="http://schemas.openxmlformats.org/officeDocument/2006/math" xmlns:v="urn:schemas-microsoft-com:vml" xmlns:wp14="http://schemas.microsoft.com/office/word/2010/wordprocessingDrawing" xmlns:wp="http://schemas.openxmlformats.org/drawingml/2006/wordprocessingDrawing" xmlns:w10="urn:schemas-microsoft-com:office:word" xmlns:w="http://schemas.openxmlformats.org/wordprocessingml/2006/main" xmlns:w14="http://schemas.microsoft.com/office/word/2010/wordml" xmlns:wpg="http://schemas.microsoft.com/office/word/2010/wordprocessingGroup" xmlns:wpi="http://schemas.microsoft.com/office/word/2010/wordprocessingInk" xmlns:wne="http://schemas.microsoft.com/office/word/2006/wordml" xmlns:wps="http://schemas.microsoft.com/office/word/2010/wordprocessingShape" mc:Ignorable="w14 wp14">
   <w:body>
     <w:p>
       <w:pPr>
@@ -27,18 +27,30 @@
     </w:p>
     <w:p/>
     <w:p>
-      <w:r>
-        <w:t xml:space="preserve">• `Warm`: new leads that need review</w:t>
-      </w:r>
-    </w:p>
-    <w:p>
-      <w:r>
-        <w:t xml:space="preserve">• `Sales Outreach`: leads the team is actively trying to contact</w:t>
-      </w:r>
-    </w:p>
-    <w:p>
-      <w:r>
-        <w:t xml:space="preserve">• `Sales`: real deals that are moving toward a close</w:t>
+      <w:pPr>
+        <w:pStyle w:val="ListBullet"/>
+        <w:ind w:left="720" w:hanging="360"/>
+      </w:pPr>
+      <w:r>
+        <w:t xml:space="preserve">• Warm: new leads that need review</w:t>
+      </w:r>
+    </w:p>
+    <w:p>
+      <w:pPr>
+        <w:pStyle w:val="ListBullet"/>
+        <w:ind w:left="720" w:hanging="360"/>
+      </w:pPr>
+      <w:r>
+        <w:t xml:space="preserve">• Sales Outreach: leads the team is actively trying to contact</w:t>
+      </w:r>
+    </w:p>
+    <w:p>
+      <w:pPr>
+        <w:pStyle w:val="ListBullet"/>
+        <w:ind w:left="720" w:hanging="360"/>
+      </w:pPr>
+      <w:r>
+        <w:t xml:space="preserve">• Sales: real deals that are moving toward a close</w:t>
       </w:r>
     </w:p>
     <w:p/>
@@ -56,22 +68,30 @@
         <w:pStyle w:val="Heading3"/>
       </w:pPr>
       <w:r>
-        <w:t xml:space="preserve">`New`</w:t>
-      </w:r>
-    </w:p>
-    <w:p/>
-    <w:p>
-      <w:r>
-        <w:t xml:space="preserve">Use this when:</w:t>
-      </w:r>
-    </w:p>
-    <w:p/>
-    <w:p>
+        <w:t xml:space="preserve">New</w:t>
+      </w:r>
+    </w:p>
+    <w:p/>
+    <w:p>
+      <w:r>
+        <w:t xml:space="preserve">Use this when:</w:t>
+      </w:r>
+    </w:p>
+    <w:p/>
+    <w:p>
+      <w:pPr>
+        <w:pStyle w:val="ListBullet"/>
+        <w:ind w:left="720" w:hanging="360"/>
+      </w:pPr>
       <w:r>
         <w:t xml:space="preserve">• A warm lead just came in</w:t>
       </w:r>
     </w:p>
     <w:p>
+      <w:pPr>
+        <w:pStyle w:val="ListBullet"/>
+        <w:ind w:left="720" w:hanging="360"/>
+      </w:pPr>
       <w:r>
         <w:t xml:space="preserve">• Nobody has reviewed it yet</w:t>
       </w:r>
@@ -84,21 +104,37 @@
     </w:p>
     <w:p/>
     <w:p>
+      <w:pPr>
+        <w:pStyle w:val="ListBullet"/>
+        <w:ind w:left="720" w:hanging="360"/>
+      </w:pPr>
       <w:r>
         <w:t xml:space="preserve">• It is ready for MQL</w:t>
       </w:r>
     </w:p>
     <w:p>
+      <w:pPr>
+        <w:pStyle w:val="ListBullet"/>
+        <w:ind w:left="720" w:hanging="360"/>
+      </w:pPr>
       <w:r>
         <w:t xml:space="preserve">• It should go to outreach</w:t>
       </w:r>
     </w:p>
     <w:p>
+      <w:pPr>
+        <w:pStyle w:val="ListBullet"/>
+        <w:ind w:left="720" w:hanging="360"/>
+      </w:pPr>
       <w:r>
         <w:t xml:space="preserve">• It should go to nurture</w:t>
       </w:r>
     </w:p>
     <w:p>
+      <w:pPr>
+        <w:pStyle w:val="ListBullet"/>
+        <w:ind w:left="720" w:hanging="360"/>
+      </w:pPr>
       <w:r>
         <w:t xml:space="preserve">• It should be disqualified</w:t>
       </w:r>
@@ -109,22 +145,30 @@
         <w:pStyle w:val="Heading3"/>
       </w:pPr>
       <w:r>
-        <w:t xml:space="preserve">`Qualified (MQL)`</w:t>
-      </w:r>
-    </w:p>
-    <w:p/>
-    <w:p>
-      <w:r>
-        <w:t xml:space="preserve">Use this when:</w:t>
-      </w:r>
-    </w:p>
-    <w:p/>
-    <w:p>
+        <w:t xml:space="preserve">Qualified (MQL)</w:t>
+      </w:r>
+    </w:p>
+    <w:p/>
+    <w:p>
+      <w:r>
+        <w:t xml:space="preserve">Use this when:</w:t>
+      </w:r>
+    </w:p>
+    <w:p/>
+    <w:p>
+      <w:pPr>
+        <w:pStyle w:val="ListBullet"/>
+        <w:ind w:left="720" w:hanging="360"/>
+      </w:pPr>
       <w:r>
         <w:t xml:space="preserve">• The lead looks like a real fit</w:t>
       </w:r>
     </w:p>
     <w:p>
+      <w:pPr>
+        <w:pStyle w:val="ListBullet"/>
+        <w:ind w:left="720" w:hanging="360"/>
+      </w:pPr>
       <w:r>
         <w:t xml:space="preserve">• The lead has shown enough interest</w:t>
       </w:r>
@@ -137,11 +181,19 @@
     </w:p>
     <w:p/>
     <w:p>
+      <w:pPr>
+        <w:pStyle w:val="ListBullet"/>
+        <w:ind w:left="720" w:hanging="360"/>
+      </w:pPr>
       <w:r>
         <w:t xml:space="preserve">• Not every warm lead should become MQL</w:t>
       </w:r>
     </w:p>
     <w:p>
+      <w:pPr>
+        <w:pStyle w:val="ListBullet"/>
+        <w:ind w:left="720" w:hanging="360"/>
+      </w:pPr>
       <w:r>
         <w:t xml:space="preserve">• MQL only gets added on approved paths</w:t>
       </w:r>
@@ -152,22 +204,30 @@
         <w:pStyle w:val="Heading3"/>
       </w:pPr>
       <w:r>
-        <w:t xml:space="preserve">`Routed to Outreach`</w:t>
-      </w:r>
-    </w:p>
-    <w:p/>
-    <w:p>
-      <w:r>
-        <w:t xml:space="preserve">Use this when:</w:t>
-      </w:r>
-    </w:p>
-    <w:p/>
-    <w:p>
+        <w:t xml:space="preserve">Routed to Outreach</w:t>
+      </w:r>
+    </w:p>
+    <w:p/>
+    <w:p>
+      <w:r>
+        <w:t xml:space="preserve">Use this when:</w:t>
+      </w:r>
+    </w:p>
+    <w:p/>
+    <w:p>
+      <w:pPr>
+        <w:pStyle w:val="ListBullet"/>
+        <w:ind w:left="720" w:hanging="360"/>
+      </w:pPr>
       <w:r>
         <w:t xml:space="preserve">• The lead is approved for direct follow-up</w:t>
       </w:r>
     </w:p>
     <w:p>
+      <w:pPr>
+        <w:pStyle w:val="ListBullet"/>
+        <w:ind w:left="720" w:hanging="360"/>
+      </w:pPr>
       <w:r>
         <w:t xml:space="preserve">• It should be worked by the outreach team</w:t>
       </w:r>
@@ -178,22 +238,30 @@
         <w:pStyle w:val="Heading3"/>
       </w:pPr>
       <w:r>
-        <w:t xml:space="preserve">`Nurture Active`</w:t>
-      </w:r>
-    </w:p>
-    <w:p/>
-    <w:p>
-      <w:r>
-        <w:t xml:space="preserve">Use this when:</w:t>
-      </w:r>
-    </w:p>
-    <w:p/>
-    <w:p>
+        <w:t xml:space="preserve">Nurture Active</w:t>
+      </w:r>
+    </w:p>
+    <w:p/>
+    <w:p>
+      <w:r>
+        <w:t xml:space="preserve">Use this when:</w:t>
+      </w:r>
+    </w:p>
+    <w:p/>
+    <w:p>
+      <w:pPr>
+        <w:pStyle w:val="ListBullet"/>
+        <w:ind w:left="720" w:hanging="360"/>
+      </w:pPr>
       <w:r>
         <w:t xml:space="preserve">• The lead is warm</w:t>
       </w:r>
     </w:p>
     <w:p>
+      <w:pPr>
+        <w:pStyle w:val="ListBullet"/>
+        <w:ind w:left="720" w:hanging="360"/>
+      </w:pPr>
       <w:r>
         <w:t xml:space="preserve">• The lead is not ready for direct sales follow-up yet</w:t>
       </w:r>
@@ -204,27 +272,39 @@
         <w:pStyle w:val="Heading3"/>
       </w:pPr>
       <w:r>
-        <w:t xml:space="preserve">`Disqualified`</w:t>
-      </w:r>
-    </w:p>
-    <w:p/>
-    <w:p>
-      <w:r>
-        <w:t xml:space="preserve">Use this when:</w:t>
-      </w:r>
-    </w:p>
-    <w:p/>
-    <w:p>
+        <w:t xml:space="preserve">Disqualified</w:t>
+      </w:r>
+    </w:p>
+    <w:p/>
+    <w:p>
+      <w:r>
+        <w:t xml:space="preserve">Use this when:</w:t>
+      </w:r>
+    </w:p>
+    <w:p/>
+    <w:p>
+      <w:pPr>
+        <w:pStyle w:val="ListBullet"/>
+        <w:ind w:left="720" w:hanging="360"/>
+      </w:pPr>
       <w:r>
         <w:t xml:space="preserve">• The lead is not a fit</w:t>
       </w:r>
     </w:p>
     <w:p>
+      <w:pPr>
+        <w:pStyle w:val="ListBullet"/>
+        <w:ind w:left="720" w:hanging="360"/>
+      </w:pPr>
       <w:r>
         <w:t xml:space="preserve">• The contact details are bad</w:t>
       </w:r>
     </w:p>
     <w:p>
+      <w:pPr>
+        <w:pStyle w:val="ListBullet"/>
+        <w:ind w:left="720" w:hanging="360"/>
+      </w:pPr>
       <w:r>
         <w:t xml:space="preserve">• There is no good next step</w:t>
       </w:r>
@@ -244,22 +324,30 @@
         <w:pStyle w:val="Heading3"/>
       </w:pPr>
       <w:r>
-        <w:t xml:space="preserve">`New`</w:t>
-      </w:r>
-    </w:p>
-    <w:p/>
-    <w:p>
-      <w:r>
-        <w:t xml:space="preserve">Use this when:</w:t>
-      </w:r>
-    </w:p>
-    <w:p/>
-    <w:p>
+        <w:t xml:space="preserve">New</w:t>
+      </w:r>
+    </w:p>
+    <w:p/>
+    <w:p>
+      <w:r>
+        <w:t xml:space="preserve">Use this when:</w:t>
+      </w:r>
+    </w:p>
+    <w:p/>
+    <w:p>
+      <w:pPr>
+        <w:pStyle w:val="ListBullet"/>
+        <w:ind w:left="720" w:hanging="360"/>
+      </w:pPr>
       <w:r>
         <w:t xml:space="preserve">• The lead has entered outreach</w:t>
       </w:r>
     </w:p>
     <w:p>
+      <w:pPr>
+        <w:pStyle w:val="ListBullet"/>
+        <w:ind w:left="720" w:hanging="360"/>
+      </w:pPr>
       <w:r>
         <w:t xml:space="preserve">• No first touch has been made yet</w:t>
       </w:r>
@@ -270,17 +358,21 @@
         <w:pStyle w:val="Heading3"/>
       </w:pPr>
       <w:r>
-        <w:t xml:space="preserve">`Attempting Contact`</w:t>
-      </w:r>
-    </w:p>
-    <w:p/>
-    <w:p>
-      <w:r>
-        <w:t xml:space="preserve">Use this when:</w:t>
-      </w:r>
-    </w:p>
-    <w:p/>
-    <w:p>
+        <w:t xml:space="preserve">Attempting Contact</w:t>
+      </w:r>
+    </w:p>
+    <w:p/>
+    <w:p>
+      <w:r>
+        <w:t xml:space="preserve">Use this when:</w:t>
+      </w:r>
+    </w:p>
+    <w:p/>
+    <w:p>
+      <w:pPr>
+        <w:pStyle w:val="ListBullet"/>
+        <w:ind w:left="720" w:hanging="360"/>
+      </w:pPr>
       <w:r>
         <w:t xml:space="preserve">• Email, call, SMS, or DM is in progress</w:t>
       </w:r>
@@ -291,22 +383,30 @@
         <w:pStyle w:val="Heading3"/>
       </w:pPr>
       <w:r>
-        <w:t xml:space="preserve">`Engaged`</w:t>
-      </w:r>
-    </w:p>
-    <w:p/>
-    <w:p>
-      <w:r>
-        <w:t xml:space="preserve">Use this when:</w:t>
-      </w:r>
-    </w:p>
-    <w:p/>
-    <w:p>
+        <w:t xml:space="preserve">Engaged</w:t>
+      </w:r>
+    </w:p>
+    <w:p/>
+    <w:p>
+      <w:r>
+        <w:t xml:space="preserve">Use this when:</w:t>
+      </w:r>
+    </w:p>
+    <w:p/>
+    <w:p>
+      <w:pPr>
+        <w:pStyle w:val="ListBullet"/>
+        <w:ind w:left="720" w:hanging="360"/>
+      </w:pPr>
       <w:r>
         <w:t xml:space="preserve">• The lead replied</w:t>
       </w:r>
     </w:p>
     <w:p>
+      <w:pPr>
+        <w:pStyle w:val="ListBullet"/>
+        <w:ind w:left="720" w:hanging="360"/>
+      </w:pPr>
       <w:r>
         <w:t xml:space="preserve">• There is real two-way contact</w:t>
       </w:r>
@@ -317,22 +417,30 @@
         <w:pStyle w:val="Heading3"/>
       </w:pPr>
       <w:r>
-        <w:t xml:space="preserve">`Meeting Requested`</w:t>
-      </w:r>
-    </w:p>
-    <w:p/>
-    <w:p>
-      <w:r>
-        <w:t xml:space="preserve">Use this when:</w:t>
-      </w:r>
-    </w:p>
-    <w:p/>
-    <w:p>
+        <w:t xml:space="preserve">Meeting Requested</w:t>
+      </w:r>
+    </w:p>
+    <w:p/>
+    <w:p>
+      <w:r>
+        <w:t xml:space="preserve">Use this when:</w:t>
+      </w:r>
+    </w:p>
+    <w:p/>
+    <w:p>
+      <w:pPr>
+        <w:pStyle w:val="ListBullet"/>
+        <w:ind w:left="720" w:hanging="360"/>
+      </w:pPr>
       <w:r>
         <w:t xml:space="preserve">• The lead wants to book</w:t>
       </w:r>
     </w:p>
     <w:p>
+      <w:pPr>
+        <w:pStyle w:val="ListBullet"/>
+        <w:ind w:left="720" w:hanging="360"/>
+      </w:pPr>
       <w:r>
         <w:t xml:space="preserve">• The meeting is not confirmed yet</w:t>
       </w:r>
@@ -343,17 +451,21 @@
         <w:pStyle w:val="Heading3"/>
       </w:pPr>
       <w:r>
-        <w:t xml:space="preserve">`Booked`</w:t>
-      </w:r>
-    </w:p>
-    <w:p/>
-    <w:p>
-      <w:r>
-        <w:t xml:space="preserve">Use this when:</w:t>
-      </w:r>
-    </w:p>
-    <w:p/>
-    <w:p>
+        <w:t xml:space="preserve">Booked</w:t>
+      </w:r>
+    </w:p>
+    <w:p/>
+    <w:p>
+      <w:r>
+        <w:t xml:space="preserve">Use this when:</w:t>
+      </w:r>
+    </w:p>
+    <w:p/>
+    <w:p>
+      <w:pPr>
+        <w:pStyle w:val="ListBullet"/>
+        <w:ind w:left="720" w:hanging="360"/>
+      </w:pPr>
       <w:r>
         <w:t xml:space="preserve">• The meeting is on the calendar</w:t>
       </w:r>
@@ -366,32 +478,53 @@
     </w:p>
     <w:p/>
     <w:p>
-      <w:r>
-        <w:t xml:space="preserve">• `Booked` is the handoff point into Sales</w:t>
-      </w:r>
-    </w:p>
-    <w:p/>
-    <w:p>
-      <w:pPr>
-        <w:pStyle w:val="Heading3"/>
-      </w:pPr>
-      <w:r>
-        <w:t xml:space="preserve">`Unresponsive`</w:t>
-      </w:r>
-    </w:p>
-    <w:p/>
-    <w:p>
-      <w:r>
-        <w:t xml:space="preserve">Use this when:</w:t>
-      </w:r>
-    </w:p>
-    <w:p/>
-    <w:p>
+      <w:pPr>
+        <w:pStyle w:val="ListBullet"/>
+        <w:ind w:left="720" w:hanging="360"/>
+      </w:pPr>
+      <w:r>
+        <w:t xml:space="preserve">• Booked is the handoff point into Sales</w:t>
+      </w:r>
+    </w:p>
+    <w:p>
+      <w:pPr>
+        <w:pStyle w:val="ListBullet"/>
+        <w:ind w:left="720" w:hanging="360"/>
+      </w:pPr>
+      <w:r>
+        <w:t>• The current automated booked handoff is only for the regulated ads booking path</w:t>
+      </w:r>
+    </w:p>
+    <w:p/>
+    <w:p>
+      <w:pPr>
+        <w:pStyle w:val="Heading3"/>
+      </w:pPr>
+      <w:r>
+        <w:t xml:space="preserve">Unresponsive</w:t>
+      </w:r>
+    </w:p>
+    <w:p/>
+    <w:p>
+      <w:r>
+        <w:t xml:space="preserve">Use this when:</w:t>
+      </w:r>
+    </w:p>
+    <w:p/>
+    <w:p>
+      <w:pPr>
+        <w:pStyle w:val="ListBullet"/>
+        <w:ind w:left="720" w:hanging="360"/>
+      </w:pPr>
       <w:r>
         <w:t xml:space="preserve">• Outreach has been tried enough times</w:t>
       </w:r>
     </w:p>
     <w:p>
+      <w:pPr>
+        <w:pStyle w:val="ListBullet"/>
+        <w:ind w:left="720" w:hanging="360"/>
+      </w:pPr>
       <w:r>
         <w:t xml:space="preserve">• The lead is not replying</w:t>
       </w:r>
@@ -411,43 +544,89 @@
         <w:pStyle w:val="Heading3"/>
       </w:pPr>
       <w:r>
-        <w:t xml:space="preserve">`Discovery Scheduled`</w:t>
-      </w:r>
-    </w:p>
-    <w:p/>
-    <w:p>
-      <w:r>
-        <w:t xml:space="preserve">Use this when:</w:t>
-      </w:r>
-    </w:p>
-    <w:p/>
-    <w:p>
+        <w:t xml:space="preserve">Discovery Scheduled</w:t>
+      </w:r>
+    </w:p>
+    <w:p/>
+    <w:p>
+      <w:r>
+        <w:t xml:space="preserve">Use this when:</w:t>
+      </w:r>
+    </w:p>
+    <w:p/>
+    <w:p>
+      <w:pPr>
+        <w:pStyle w:val="ListBullet"/>
+        <w:ind w:left="720" w:hanging="360"/>
+      </w:pPr>
       <w:r>
         <w:t xml:space="preserve">• A discovery call is booked</w:t>
       </w:r>
     </w:p>
     <w:p/>
     <w:p>
-      <w:pPr>
-        <w:pStyle w:val="Heading3"/>
-      </w:pPr>
-      <w:r>
-        <w:t xml:space="preserve">`Discovery Completed`</w:t>
-      </w:r>
-    </w:p>
-    <w:p/>
-    <w:p>
-      <w:r>
-        <w:t xml:space="preserve">Use this when:</w:t>
-      </w:r>
-    </w:p>
-    <w:p/>
-    <w:p>
+      <w:r>
+        <w:t xml:space="preserve">Important:</w:t>
+      </w:r>
+    </w:p>
+    <w:p/>
+    <w:p>
+      <w:pPr>
+        <w:pStyle w:val="ListBullet"/>
+        <w:ind w:left="720" w:hanging="360"/>
+      </w:pPr>
+      <w:r>
+        <w:t>• The current automated booking handoff is for Regulated Ads On Social/Search</w:t>
+      </w:r>
+    </w:p>
+    <w:p>
+      <w:pPr>
+        <w:pStyle w:val="ListBullet"/>
+        <w:ind w:left="720" w:hanging="360"/>
+      </w:pPr>
+      <w:r>
+        <w:t>• The normalized internal key can appear as regulated-ads or regulated-ads-on-social-search</w:t>
+      </w:r>
+    </w:p>
+    <w:p>
+      <w:pPr>
+        <w:pStyle w:val="ListBullet"/>
+        <w:ind w:left="720" w:hanging="360"/>
+      </w:pPr>
+      <w:r>
+        <w:t xml:space="preserve">• That path adds SQL and ensures the opportunity is in Sales -&gt; Discovery Scheduled</w:t>
+      </w:r>
+    </w:p>
+    <w:p/>
+    <w:p>
+      <w:pPr>
+        <w:pStyle w:val="Heading3"/>
+      </w:pPr>
+      <w:r>
+        <w:t xml:space="preserve">Discovery Completed</w:t>
+      </w:r>
+    </w:p>
+    <w:p/>
+    <w:p>
+      <w:r>
+        <w:t xml:space="preserve">Use this when:</w:t>
+      </w:r>
+    </w:p>
+    <w:p/>
+    <w:p>
+      <w:pPr>
+        <w:pStyle w:val="ListBullet"/>
+        <w:ind w:left="720" w:hanging="360"/>
+      </w:pPr>
       <w:r>
         <w:t xml:space="preserve">• The call happened</w:t>
       </w:r>
     </w:p>
     <w:p>
+      <w:pPr>
+        <w:pStyle w:val="ListBullet"/>
+        <w:ind w:left="720" w:hanging="360"/>
+      </w:pPr>
       <w:r>
         <w:t xml:space="preserve">• A next-step decision was made</w:t>
       </w:r>
@@ -458,17 +637,21 @@
         <w:pStyle w:val="Heading3"/>
       </w:pPr>
       <w:r>
-        <w:t xml:space="preserve">`Proposal Sent`</w:t>
-      </w:r>
-    </w:p>
-    <w:p/>
-    <w:p>
-      <w:r>
-        <w:t xml:space="preserve">Use this when:</w:t>
-      </w:r>
-    </w:p>
-    <w:p/>
-    <w:p>
+        <w:t xml:space="preserve">Proposal Sent</w:t>
+      </w:r>
+    </w:p>
+    <w:p/>
+    <w:p>
+      <w:r>
+        <w:t xml:space="preserve">Use this when:</w:t>
+      </w:r>
+    </w:p>
+    <w:p/>
+    <w:p>
+      <w:pPr>
+        <w:pStyle w:val="ListBullet"/>
+        <w:ind w:left="720" w:hanging="360"/>
+      </w:pPr>
       <w:r>
         <w:t xml:space="preserve">• A proposal was sent</w:t>
       </w:r>
@@ -479,17 +662,21 @@
         <w:pStyle w:val="Heading3"/>
       </w:pPr>
       <w:r>
-        <w:t xml:space="preserve">`Negotiation`</w:t>
-      </w:r>
-    </w:p>
-    <w:p/>
-    <w:p>
-      <w:r>
-        <w:t xml:space="preserve">Use this when:</w:t>
-      </w:r>
-    </w:p>
-    <w:p/>
-    <w:p>
+        <w:t xml:space="preserve">Negotiation</w:t>
+      </w:r>
+    </w:p>
+    <w:p/>
+    <w:p>
+      <w:r>
+        <w:t xml:space="preserve">Use this when:</w:t>
+      </w:r>
+    </w:p>
+    <w:p/>
+    <w:p>
+      <w:pPr>
+        <w:pStyle w:val="ListBullet"/>
+        <w:ind w:left="720" w:hanging="360"/>
+      </w:pPr>
       <w:r>
         <w:t xml:space="preserve">• Price, scope, or terms are being discussed</w:t>
       </w:r>
@@ -500,17 +687,21 @@
         <w:pStyle w:val="Heading3"/>
       </w:pPr>
       <w:r>
-        <w:t xml:space="preserve">`Closed Won`</w:t>
-      </w:r>
-    </w:p>
-    <w:p/>
-    <w:p>
-      <w:r>
-        <w:t xml:space="preserve">Use this when:</w:t>
-      </w:r>
-    </w:p>
-    <w:p/>
-    <w:p>
+        <w:t xml:space="preserve">Closed Won</w:t>
+      </w:r>
+    </w:p>
+    <w:p/>
+    <w:p>
+      <w:r>
+        <w:t xml:space="preserve">Use this when:</w:t>
+      </w:r>
+    </w:p>
+    <w:p/>
+    <w:p>
+      <w:pPr>
+        <w:pStyle w:val="ListBullet"/>
+        <w:ind w:left="720" w:hanging="360"/>
+      </w:pPr>
       <w:r>
         <w:t xml:space="preserve">• The deal is accepted</w:t>
       </w:r>
@@ -521,17 +712,21 @@
         <w:pStyle w:val="Heading3"/>
       </w:pPr>
       <w:r>
-        <w:t xml:space="preserve">`Closed Lost`</w:t>
-      </w:r>
-    </w:p>
-    <w:p/>
-    <w:p>
-      <w:r>
-        <w:t xml:space="preserve">Use this when:</w:t>
-      </w:r>
-    </w:p>
-    <w:p/>
-    <w:p>
+        <w:t xml:space="preserve">Closed Lost</w:t>
+      </w:r>
+    </w:p>
+    <w:p/>
+    <w:p>
+      <w:r>
+        <w:t xml:space="preserve">Use this when:</w:t>
+      </w:r>
+    </w:p>
+    <w:p/>
+    <w:p>
+      <w:pPr>
+        <w:pStyle w:val="ListBullet"/>
+        <w:ind w:left="720" w:hanging="360"/>
+      </w:pPr>
       <w:r>
         <w:t xml:space="preserve">• The deal is not moving forward</w:t>
       </w:r>
@@ -548,59 +743,100 @@
     <w:p/>
     <w:p>
       <w:r>
-        <w:t xml:space="preserve">`mql` is not for every warm lead.</w:t>
-      </w:r>
-    </w:p>
-    <w:p/>
-    <w:p>
-      <w:r>
-        <w:t xml:space="preserve">Use `mql` only for:</w:t>
-      </w:r>
-    </w:p>
-    <w:p/>
-    <w:p>
-      <w:r>
-        <w:t xml:space="preserve">• `Warm  LinkedIn Lead Form`</w:t>
-      </w:r>
-    </w:p>
-    <w:p>
-      <w:r>
-        <w:t xml:space="preserve">• `Warm  Meta Lead Form`</w:t>
-      </w:r>
-    </w:p>
-    <w:p>
-      <w:r>
-        <w:t xml:space="preserve">• `Warm  Website` from the website Hero or Footer forms</w:t>
-      </w:r>
-    </w:p>
-    <w:p>
-      <w:r>
-        <w:t xml:space="preserve">• `Warm  Referral`</w:t>
-      </w:r>
-    </w:p>
-    <w:p>
-      <w:r>
-        <w:t xml:space="preserve">• Bookings only when the calendar is `cameron-1on1-30min`</w:t>
-      </w:r>
-    </w:p>
-    <w:p/>
-    <w:p>
-      <w:r>
-        <w:t xml:space="preserve">Do not use `mql` for:</w:t>
-      </w:r>
-    </w:p>
-    <w:p/>
-    <w:p>
+        <w:t xml:space="preserve">mql is not for every warm lead.</w:t>
+      </w:r>
+    </w:p>
+    <w:p/>
+    <w:p>
+      <w:r>
+        <w:t xml:space="preserve">Use mql only for:</w:t>
+      </w:r>
+    </w:p>
+    <w:p/>
+    <w:p>
+      <w:pPr>
+        <w:pStyle w:val="ListBullet"/>
+        <w:ind w:left="720" w:hanging="360"/>
+      </w:pPr>
+      <w:r>
+        <w:t xml:space="preserve">• Warm  LinkedIn Lead Form</w:t>
+      </w:r>
+    </w:p>
+    <w:p>
+      <w:pPr>
+        <w:pStyle w:val="ListBullet"/>
+        <w:ind w:left="720" w:hanging="360"/>
+      </w:pPr>
+      <w:r>
+        <w:t xml:space="preserve">• Warm  Meta Lead Form</w:t>
+      </w:r>
+    </w:p>
+    <w:p>
+      <w:pPr>
+        <w:pStyle w:val="ListBullet"/>
+        <w:ind w:left="720" w:hanging="360"/>
+      </w:pPr>
+      <w:r>
+        <w:t xml:space="preserve">• Warm  Website from the website Hero or Footer forms</w:t>
+      </w:r>
+    </w:p>
+    <w:p>
+      <w:pPr>
+        <w:pStyle w:val="ListBullet"/>
+        <w:ind w:left="720" w:hanging="360"/>
+      </w:pPr>
+      <w:r>
+        <w:t xml:space="preserve">• Warm  Referral</w:t>
+      </w:r>
+    </w:p>
+    <w:p>
+      <w:pPr>
+        <w:pStyle w:val="ListBullet"/>
+        <w:ind w:left="720" w:hanging="360"/>
+      </w:pPr>
+      <w:r>
+        <w:t>• Bookings only when the calendar is Regulated Ads On Social/Search</w:t>
+      </w:r>
+    </w:p>
+    <w:p>
+      <w:pPr>
+        <w:pStyle w:val="ListBullet"/>
+        <w:ind w:left="720" w:hanging="360"/>
+      </w:pPr>
+      <w:r>
+        <w:t>• The normalized internal key can appear as regulated-ads or regulated-ads-on-social-search</w:t>
+      </w:r>
+    </w:p>
+    <w:p/>
+    <w:p>
+      <w:r>
+        <w:t xml:space="preserve">Do not use mql for:</w:t>
+      </w:r>
+    </w:p>
+    <w:p/>
+    <w:p>
+      <w:pPr>
+        <w:pStyle w:val="ListBullet"/>
+        <w:ind w:left="720" w:hanging="360"/>
+      </w:pPr>
       <w:r>
         <w:t xml:space="preserve">• Random warm traffic</w:t>
       </w:r>
     </w:p>
     <w:p>
+      <w:pPr>
+        <w:pStyle w:val="ListBullet"/>
+        <w:ind w:left="720" w:hanging="360"/>
+      </w:pPr>
       <w:r>
         <w:t xml:space="preserve">• Standard bookings on other calendars</w:t>
       </w:r>
     </w:p>
     <w:p>
+      <w:pPr>
+        <w:pStyle w:val="ListBullet"/>
+        <w:ind w:left="720" w:hanging="360"/>
+      </w:pPr>
       <w:r>
         <w:t xml:space="preserve">• General social engagement</w:t>
       </w:r>
@@ -617,27 +853,39 @@
     <w:p/>
     <w:p>
       <w:r>
-        <w:t xml:space="preserve">`Warm  Referral` means the lead really came from a referral source.</w:t>
-      </w:r>
-    </w:p>
-    <w:p/>
-    <w:p>
-      <w:r>
-        <w:t xml:space="preserve">Do not use `Warm  Referral` for:</w:t>
-      </w:r>
-    </w:p>
-    <w:p/>
-    <w:p>
+        <w:t xml:space="preserve">Warm  Referral means the lead really came from a referral source.</w:t>
+      </w:r>
+    </w:p>
+    <w:p/>
+    <w:p>
+      <w:r>
+        <w:t xml:space="preserve">Do not use Warm  Referral for:</w:t>
+      </w:r>
+    </w:p>
+    <w:p/>
+    <w:p>
+      <w:pPr>
+        <w:pStyle w:val="ListBullet"/>
+        <w:ind w:left="720" w:hanging="360"/>
+      </w:pPr>
       <w:r>
         <w:t xml:space="preserve">• normal bookings</w:t>
       </w:r>
     </w:p>
     <w:p>
+      <w:pPr>
+        <w:pStyle w:val="ListBullet"/>
+        <w:ind w:left="720" w:hanging="360"/>
+      </w:pPr>
       <w:r>
         <w:t xml:space="preserve">• normal appointments</w:t>
       </w:r>
     </w:p>
     <w:p>
+      <w:pPr>
+        <w:pStyle w:val="ListBullet"/>
+        <w:ind w:left="720" w:hanging="360"/>
+      </w:pPr>
       <w:r>
         <w:t xml:space="preserve">• a shortcut to make someone MQL</w:t>
       </w:r>
@@ -654,7 +902,7 @@
     <w:p/>
     <w:p>
       <w:r>
-        <w:t xml:space="preserve">The `#leads` Slack booking alert is controlled by a filtered GHL booking automation.</w:t>
+        <w:t xml:space="preserve">The #leads Slack booking alert is controlled by a filtered GHL booking automation that posts into n8n.</w:t>
       </w:r>
     </w:p>
     <w:p/>
@@ -665,13 +913,98 @@
     </w:p>
     <w:p/>
     <w:p>
-      <w:r>
-        <w:t xml:space="preserve">• only `cameron-1on1-30min` bookings should go to `#leads`</w:t>
-      </w:r>
-    </w:p>
-    <w:p>
-      <w:r>
-        <w:t xml:space="preserve">• not every booking should go to `#leads`</w:t>
+      <w:pPr>
+        <w:pStyle w:val="ListBullet"/>
+        <w:ind w:left="720" w:hanging="360"/>
+      </w:pPr>
+      <w:r>
+        <w:t>• only Regulated Ads On Social/Search bookings should go to #leads</w:t>
+      </w:r>
+    </w:p>
+    <w:p>
+      <w:pPr>
+        <w:pStyle w:val="ListBullet"/>
+        <w:ind w:left="720" w:hanging="360"/>
+      </w:pPr>
+      <w:r>
+        <w:t xml:space="preserve">• not every booking should go to #leads</w:t>
+      </w:r>
+    </w:p>
+    <w:p/>
+    <w:p>
+      <w:r>
+        <w:t xml:space="preserve">Current implementation:</w:t>
+      </w:r>
+    </w:p>
+    <w:p/>
+    <w:p>
+      <w:pPr>
+        <w:pStyle w:val="ListBullet"/>
+        <w:ind w:left="720" w:hanging="360"/>
+      </w:pPr>
+      <w:r>
+        <w:t>• GHL workflow filters the regulated ads booking</w:t>
+      </w:r>
+    </w:p>
+    <w:p>
+      <w:pPr>
+        <w:pStyle w:val="ListBullet"/>
+        <w:ind w:left="720" w:hanging="360"/>
+      </w:pPr>
+      <w:r>
+        <w:t xml:space="preserve">• GHL sends POST https://automations.livetransparent.com/webhook/wl-slack-channel-update-v2</w:t>
+      </w:r>
+    </w:p>
+    <w:p>
+      <w:pPr>
+        <w:pStyle w:val="ListBullet"/>
+        <w:ind w:left="720" w:hanging="360"/>
+      </w:pPr>
+      <w:r>
+        <w:t xml:space="preserve">• n8n workflow WL - Webhook to Slack Channel Update sends the Slack alert</w:t>
+      </w:r>
+    </w:p>
+    <w:p>
+      <w:pPr>
+        <w:pStyle w:val="ListBullet"/>
+        <w:ind w:left="720" w:hanging="360"/>
+      </w:pPr>
+      <w:r>
+        <w:t xml:space="preserve">• the same n8n flow adds SQL and moves or creates the opportunity in Sales -&gt; Discovery Scheduled</w:t>
+      </w:r>
+    </w:p>
+    <w:p/>
+    <w:p>
+      <w:r>
+        <w:t xml:space="preserve">Live validation:</w:t>
+      </w:r>
+    </w:p>
+    <w:p/>
+    <w:p>
+      <w:pPr>
+        <w:pStyle w:val="ListBullet"/>
+        <w:ind w:left="720" w:hanging="360"/>
+      </w:pPr>
+      <w:r>
+        <w:t xml:space="preserve">• This booking path was live-tested on 2026-03-19</w:t>
+      </w:r>
+    </w:p>
+    <w:p>
+      <w:pPr>
+        <w:pStyle w:val="ListBullet"/>
+        <w:ind w:left="720" w:hanging="360"/>
+      </w:pPr>
+      <w:r>
+        <w:t>• The test appointment was removed after validation so the regulated ads slot is clear</w:t>
+      </w:r>
+    </w:p>
+    <w:p>
+      <w:pPr>
+        <w:pStyle w:val="ListBullet"/>
+        <w:ind w:left="720" w:hanging="360"/>
+      </w:pPr>
+      <w:r>
+        <w:t xml:space="preserve">• The test contact and opportunity were intentionally left in GHL so teammates can inspect the result</w:t>
       </w:r>
     </w:p>
     <w:p/>
@@ -685,16 +1018,28 @@
     </w:p>
     <w:p/>
     <w:p>
+      <w:pPr>
+        <w:pStyle w:val="ListBullet"/>
+        <w:ind w:left="720" w:hanging="360"/>
+      </w:pPr>
       <w:r>
         <w:t xml:space="preserve">• Move leads forward only</w:t>
       </w:r>
     </w:p>
     <w:p>
+      <w:pPr>
+        <w:pStyle w:val="ListBullet"/>
+        <w:ind w:left="720" w:hanging="360"/>
+      </w:pPr>
       <w:r>
         <w:t xml:space="preserve">• Do not skip stages unless a manager says so</w:t>
       </w:r>
     </w:p>
     <w:p>
+      <w:pPr>
+        <w:pStyle w:val="ListBullet"/>
+        <w:ind w:left="720" w:hanging="360"/>
+      </w:pPr>
       <w:r>
         <w:t xml:space="preserve">• Do not move leads backward unless you are fixing a mistake</w:t>
       </w:r>
@@ -710,28 +1055,44 @@
     </w:p>
     <w:p/>
     <w:p>
+      <w:pPr>
+        <w:pStyle w:val="ListBullet"/>
+        <w:ind w:left="720" w:hanging="360"/>
+      </w:pPr>
       <w:r>
         <w:t xml:space="preserve">• Update the stage right away</w:t>
       </w:r>
     </w:p>
     <w:p>
+      <w:pPr>
+        <w:pStyle w:val="ListBullet"/>
+        <w:ind w:left="720" w:hanging="360"/>
+      </w:pPr>
       <w:r>
         <w:t xml:space="preserve">• Add a note that explains why</w:t>
       </w:r>
     </w:p>
     <w:p>
+      <w:pPr>
+        <w:pStyle w:val="ListBullet"/>
+        <w:ind w:left="720" w:hanging="360"/>
+      </w:pPr>
       <w:r>
         <w:t xml:space="preserve">• Make sure there is an owner</w:t>
       </w:r>
     </w:p>
     <w:p>
+      <w:pPr>
+        <w:pStyle w:val="ListBullet"/>
+        <w:ind w:left="720" w:hanging="360"/>
+      </w:pPr>
       <w:r>
         <w:t xml:space="preserve">• Make sure there is a next step if the lead is still open</w:t>
       </w:r>
     </w:p>
     <w:sectPr>
       <w:pgSz w:w="12240" w:h="15840"/>
-      <w:pgMar w:top="1440" w:right="1440" w:bottom="1440" w:left="1440" w:header="720" w:footer="720" w:gutter="0"/>
+      <w:pgMar w:top="1440" w:right="1440" w:bottom="1440" w:left="1440" w:header="708" w:footer="708" w:gutter="0"/>
     </w:sectPr>
   </w:body>
 </w:document>
@@ -739,42 +1100,73 @@
 
 <file path=word/styles.xml><?xml version="1.0" encoding="utf-8"?>
 <w:styles xmlns:w="http://schemas.openxmlformats.org/wordprocessingml/2006/main">
+  <w:docDefaults>
+    <w:rPrDefault>
+      <w:rPr>
+        <w:rFonts w:ascii="Calibri" w:hAnsi="Calibri"/>
+        <w:sz w:val="22"/>
+        <w:szCs w:val="22"/>
+      </w:rPr>
+    </w:rPrDefault>
+  </w:docDefaults>
   <w:style w:type="paragraph" w:default="1" w:styleId="Normal">
     <w:name w:val="Normal"/>
     <w:qFormat/>
-    <w:rPr>
-      <w:sz w:val="22"/>
-    </w:rPr>
   </w:style>
   <w:style w:type="paragraph" w:styleId="Heading1">
     <w:name w:val="heading 1"/>
     <w:basedOn w:val="Normal"/>
     <w:next w:val="Normal"/>
+    <w:uiPriority w:val="9"/>
     <w:qFormat/>
+    <w:pPr>
+      <w:spacing w:before="240" w:after="120"/>
+    </w:pPr>
     <w:rPr>
       <w:b/>
       <w:sz w:val="32"/>
+      <w:szCs w:val="32"/>
     </w:rPr>
   </w:style>
   <w:style w:type="paragraph" w:styleId="Heading2">
     <w:name w:val="heading 2"/>
     <w:basedOn w:val="Normal"/>
     <w:next w:val="Normal"/>
+    <w:uiPriority w:val="9"/>
     <w:qFormat/>
+    <w:pPr>
+      <w:spacing w:before="200" w:after="80"/>
+    </w:pPr>
     <w:rPr>
       <w:b/>
-      <w:sz w:val="28"/>
+      <w:sz w:val="26"/>
+      <w:szCs w:val="26"/>
     </w:rPr>
   </w:style>
   <w:style w:type="paragraph" w:styleId="Heading3">
     <w:name w:val="heading 3"/>
     <w:basedOn w:val="Normal"/>
     <w:next w:val="Normal"/>
+    <w:uiPriority w:val="9"/>
     <w:qFormat/>
+    <w:pPr>
+      <w:spacing w:before="160" w:after="60"/>
+    </w:pPr>
     <w:rPr>
       <w:b/>
       <w:sz w:val="24"/>
+      <w:szCs w:val="24"/>
     </w:rPr>
+  </w:style>
+  <w:style w:type="paragraph" w:styleId="ListBullet">
+    <w:name w:val="List Bullet"/>
+    <w:basedOn w:val="Normal"/>
+    <w:uiPriority w:val="34"/>
+    <w:qFormat/>
+    <w:pPr>
+      <w:ind w:left="720" w:hanging="360"/>
+      <w:spacing w:after="40"/>
+    </w:pPr>
   </w:style>
 </w:styles>
 </file>